--- a/CareAnd-AI-설계문서-통합본.docx
+++ b/CareAnd-AI-설계문서-통합본.docx
@@ -82,13 +82,7 @@
         <w:spacing w:after="60" w:line="276" w:lineRule="auto"/>
       </w:pPr>
       <w:r>
-        <w:rPr>
-          <w:rFonts w:ascii="맑은 고딕" w:hAnsi="맑은 고딕" w:eastAsia="맑은 고딕"/>
-          <w:color w:val="666666"/>
-          <w:sz w:val="22"/>
-          <w:szCs w:val="22"/>
-        </w:rPr>
-        <w:t xml:space="preserve">돌봄 플랫폼 AI 서비스(FastAPI) 5개 모듈 설계 모음</w:t>
+        <w:t>플랫폼 시스템 개요 + 돌봄 플랫폼 AI 서비스(FastAPI) 5개 모듈 설계 모음</w:t>
       </w:r>
     </w:p>
     <w:p>
@@ -128,10 +122,283 @@
         <w:spacing w:after="120" w:line="276" w:lineRule="auto"/>
       </w:pPr>
       <w:r>
-        <w:rPr>
-          <w:rFonts w:ascii="맑은 고딕" w:hAnsi="맑은 고딕" w:eastAsia="맑은 고딕"/>
-        </w:rPr>
-        <w:t xml:space="preserve">본 문서는 Care&amp; 돌봄 플랫폼 AI 서비스(FastAPI, 단일 마이크로서비스)에 포함된 5개 AI 모듈의 개별 설계 문서를 묶는 통합 표지·목차이다. 각 시스템의 상세 내용은 동명의 개별 문서(.docx/.pdf)를 참조한다. 모든 모듈은 운영 환경 제약(CPU·메모리·외부망 제한)을 고려해 경량·규칙/휴리스틱 중심으로 구현되었으며, 실패 시 가짜 데이터를 만들지 않고 안전 폴백하는 원칙을 공유한다.</w:t>
+        <w:t>본 문서는 Care&amp; 돌봄 플랫폼 AI 서비스(FastAPI, 단일 마이크로서비스)에 포함된 5개 AI 모듈의 개별 설계 문서를 묶는 통합 표지·목차이다. 각 시스템의 상세 내용은 동명의 개별 문서(.docx/.pdf)를 참조한다. 모든 모듈은 운영 환경 제약(CPU·메모리·외부망 제한)을 고려해 경량·규칙/휴리스틱 중심으로 구현되었으며, 실패 시 가짜 데이터를 만들지 않고 안전 폴백하는 원칙을 공유한다. 더불어 플랫폼 전체 시스템 구조(서버·컴포넌트·데이터·운영)를 '시스템 개요'로 요약한다.</w:t>
+      </w:r>
+    </w:p>
+    <w:p>
+      <w:pPr>
+        <w:pStyle w:val="Heading1"/>
+      </w:pPr>
+      <w:r>
+        <w:rPr>
+          <w:b w:val="0"/>
+        </w:rPr>
+        <w:t>시스템 개요 (플랫폼 구조)</w:t>
+      </w:r>
+    </w:p>
+    <w:p>
+      <w:pPr/>
+      <w:r>
+        <w:rPr>
+          <w:b w:val="0"/>
+        </w:rPr>
+        <w:t>Care&amp; 통합돌봄 플랫폼은 서버 103.55.191.157의 Apache 가상호스트(careand.aiclaude.kr)에서 구동된다. 백엔드(Laravel)·웹 3종(Next.js)·AI 서비스(FastAPI)·큐 워커가 모두 systemd로 상시 가동되며, 데이터는 MySQL(careand_platform, 약 66개 테이블)과 Redis(캐시·큐·세션)에 저장된다.</w:t>
+      </w:r>
+    </w:p>
+    <w:tbl>
+      <w:tblPr>
+        <w:tblW w:type="auto" w:w="0"/>
+        <w:tblLook w:firstColumn="1" w:firstRow="1" w:lastColumn="0" w:lastRow="0" w:noHBand="0" w:noVBand="1" w:val="04A0"/>
+      </w:tblPr>
+      <w:tblGrid>
+        <w:gridCol w:w="3213"/>
+        <w:gridCol w:w="3213"/>
+        <w:gridCol w:w="3213"/>
+      </w:tblGrid>
+      <w:tr>
+        <w:tc>
+          <w:tcPr>
+            <w:tcW w:type="dxa" w:w="3213"/>
+          </w:tcPr>
+          <w:p>
+            <w:r/>
+            <w:r>
+              <w:rPr>
+                <w:b/>
+              </w:rPr>
+              <w:t>컴포넌트</w:t>
+            </w:r>
+          </w:p>
+        </w:tc>
+        <w:tc>
+          <w:tcPr>
+            <w:tcW w:type="dxa" w:w="3213"/>
+          </w:tcPr>
+          <w:p>
+            <w:r/>
+            <w:r>
+              <w:rPr>
+                <w:b/>
+              </w:rPr>
+              <w:t>스택 · 포트</w:t>
+            </w:r>
+          </w:p>
+        </w:tc>
+        <w:tc>
+          <w:tcPr>
+            <w:tcW w:type="dxa" w:w="3213"/>
+          </w:tcPr>
+          <w:p>
+            <w:r/>
+            <w:r>
+              <w:rPr>
+                <w:b/>
+              </w:rPr>
+              <w:t>경로 / 비고</w:t>
+            </w:r>
+          </w:p>
+        </w:tc>
+      </w:tr>
+      <w:tr>
+        <w:tc>
+          <w:tcPr>
+            <w:tcW w:type="dxa" w:w="3213"/>
+          </w:tcPr>
+          <w:p>
+            <w:r>
+              <w:t>백엔드 API</w:t>
+            </w:r>
+          </w:p>
+        </w:tc>
+        <w:tc>
+          <w:tcPr>
+            <w:tcW w:type="dxa" w:w="3213"/>
+          </w:tcPr>
+          <w:p>
+            <w:r>
+              <w:t>Laravel 11 · PHP-FPM :9000</w:t>
+            </w:r>
+          </w:p>
+        </w:tc>
+        <w:tc>
+          <w:tcPr>
+            <w:tcW w:type="dxa" w:w="3213"/>
+          </w:tcPr>
+          <w:p>
+            <w:r>
+              <w:t>/api/v1 · DB MySQL careand_platform · JWT 인증</w:t>
+            </w:r>
+          </w:p>
+        </w:tc>
+      </w:tr>
+      <w:tr>
+        <w:tc>
+          <w:tcPr>
+            <w:tcW w:type="dxa" w:w="3213"/>
+          </w:tcPr>
+          <w:p>
+            <w:r>
+              <w:t>관리자 웹</w:t>
+            </w:r>
+          </w:p>
+        </w:tc>
+        <w:tc>
+          <w:tcPr>
+            <w:tcW w:type="dxa" w:w="3213"/>
+          </w:tcPr>
+          <w:p>
+            <w:r>
+              <w:t>Next.js :3105</w:t>
+            </w:r>
+          </w:p>
+        </w:tc>
+        <w:tc>
+          <w:tcPr>
+            <w:tcW w:type="dxa" w:w="3213"/>
+          </w:tcPr>
+          <w:p>
+            <w:r>
+              <w:t>/admin · 운영 12화면(실 API 연동)</w:t>
+            </w:r>
+          </w:p>
+        </w:tc>
+      </w:tr>
+      <w:tr>
+        <w:tc>
+          <w:tcPr>
+            <w:tcW w:type="dxa" w:w="3213"/>
+          </w:tcPr>
+          <w:p>
+            <w:r>
+              <w:t>회원 웹</w:t>
+            </w:r>
+          </w:p>
+        </w:tc>
+        <w:tc>
+          <w:tcPr>
+            <w:tcW w:type="dxa" w:w="3213"/>
+          </w:tcPr>
+          <w:p>
+            <w:r>
+              <w:t>Next.js :3106</w:t>
+            </w:r>
+          </w:p>
+        </w:tc>
+        <w:tc>
+          <w:tcPr>
+            <w:tcW w:type="dxa" w:w="3213"/>
+          </w:tcPr>
+          <w:p>
+            <w:r>
+              <w:t>/app · 보호자·인력(Flutter 앱 대체 웹)</w:t>
+            </w:r>
+          </w:p>
+        </w:tc>
+      </w:tr>
+      <w:tr>
+        <w:tc>
+          <w:tcPr>
+            <w:tcW w:type="dxa" w:w="3213"/>
+          </w:tcPr>
+          <w:p>
+            <w:r>
+              <w:t>공개 웹</w:t>
+            </w:r>
+          </w:p>
+        </w:tc>
+        <w:tc>
+          <w:tcPr>
+            <w:tcW w:type="dxa" w:w="3213"/>
+          </w:tcPr>
+          <w:p>
+            <w:r>
+              <w:t>Next.js :3107</w:t>
+            </w:r>
+          </w:p>
+        </w:tc>
+        <w:tc>
+          <w:tcPr>
+            <w:tcW w:type="dxa" w:w="3213"/>
+          </w:tcPr>
+          <w:p>
+            <w:r>
+              <w:t>/www · 비로그인 마케팅·탐색(공개 API)</w:t>
+            </w:r>
+          </w:p>
+        </w:tc>
+      </w:tr>
+      <w:tr>
+        <w:tc>
+          <w:tcPr>
+            <w:tcW w:type="dxa" w:w="3213"/>
+          </w:tcPr>
+          <w:p>
+            <w:r>
+              <w:t>AI 서비스</w:t>
+            </w:r>
+          </w:p>
+        </w:tc>
+        <w:tc>
+          <w:tcPr>
+            <w:tcW w:type="dxa" w:w="3213"/>
+          </w:tcPr>
+          <w:p>
+            <w:r>
+              <w:t>FastAPI :8001</w:t>
+            </w:r>
+          </w:p>
+        </w:tc>
+        <w:tc>
+          <w:tcPr>
+            <w:tcW w:type="dxa" w:w="3213"/>
+          </w:tcPr>
+          <w:p>
+            <w:r>
+              <w:t>/ai/* · 매칭·STT·이상징후·수요예측·챗봇</w:t>
+            </w:r>
+          </w:p>
+        </w:tc>
+      </w:tr>
+      <w:tr>
+        <w:tc>
+          <w:tcPr>
+            <w:tcW w:type="dxa" w:w="3213"/>
+          </w:tcPr>
+          <w:p>
+            <w:r>
+              <w:t>큐·캐시</w:t>
+            </w:r>
+          </w:p>
+        </w:tc>
+        <w:tc>
+          <w:tcPr>
+            <w:tcW w:type="dxa" w:w="3213"/>
+          </w:tcPr>
+          <w:p>
+            <w:r>
+              <w:t>careand-queue · Redis :6379</w:t>
+            </w:r>
+          </w:p>
+        </w:tc>
+        <w:tc>
+          <w:tcPr>
+            <w:tcW w:type="dxa" w:w="3213"/>
+          </w:tcPr>
+          <w:p>
+            <w:r>
+              <w:t>비동기 Job(매칭·음성일지) · 캐시 · 세션</w:t>
+            </w:r>
+          </w:p>
+        </w:tc>
+      </w:tr>
+    </w:tbl>
+    <w:p>
+      <w:pPr/>
+      <w:r>
+        <w:rPr>
+          <w:b w:val="0"/>
+        </w:rPr>
+        <w:t>배포는 컴포넌트별 careand-deploy 스크립트(롤백 빌드 보존)로 수행하고, 운영 크론(매일 백업 03:30 · 오프사이트 복제 04:10 · 5분 헬스 모니터)이 동작한다. 외부연동 6종(OTP/PG/FCM/NHIS/홈택스/복지부)은 스텁 모드이며 APP_ENV=production 하드닝이 적용되어 있다. 전체 시스템 상세는 통합본(병합) PDF의 'CAREAND-SYSTEM' 섹션을 참조한다.</w:t>
       </w:r>
     </w:p>
     <w:p>

--- a/CareAnd-AI-설계문서-통합본.docx
+++ b/CareAnd-AI-설계문서-통합본.docx
@@ -863,16 +863,8 @@
             <w:vAlign w:val="center"/>
           </w:tcPr>
           <w:p>
-            <w:pPr>
-              <w:spacing w:after="20" w:line="252" w:lineRule="auto"/>
-            </w:pPr>
-            <w:r>
-              <w:rPr>
-                <w:rFonts w:ascii="맑은 고딕" w:hAnsi="맑은 고딕" w:eastAsia="맑은 고딕"/>
-                <w:sz w:val="18"/>
-                <w:szCs w:val="18"/>
-              </w:rPr>
-              <w:t xml:space="preserve">Claude LLM + 폴백</w:t>
+            <w:r>
+              <w:t>Gemini LLM + 폴백</w:t>
             </w:r>
           </w:p>
         </w:tc>
@@ -901,16 +893,8 @@
             <w:vAlign w:val="center"/>
           </w:tcPr>
           <w:p>
-            <w:pPr>
-              <w:spacing w:after="20" w:line="252" w:lineRule="auto"/>
-            </w:pPr>
-            <w:r>
-              <w:rPr>
-                <w:rFonts w:ascii="맑은 고딕" w:hAnsi="맑은 고딕" w:eastAsia="맑은 고딕"/>
-                <w:sz w:val="18"/>
-                <w:szCs w:val="18"/>
-              </w:rPr>
-              <w:t xml:space="preserve">폴백(키 대기)</w:t>
+            <w:r>
+              <w:t>운영(Gemini)</w:t>
             </w:r>
           </w:p>
         </w:tc>
@@ -1576,10 +1560,706 @@
         <w:spacing w:after="120" w:line="276" w:lineRule="auto"/>
       </w:pPr>
       <w:r>
-        <w:rPr>
-          <w:rFonts w:ascii="맑은 고딕" w:hAnsi="맑은 고딕" w:eastAsia="맑은 고딕"/>
-        </w:rPr>
-        <w:t xml:space="preserve">장기요양 상담 챗봇과 산후조리 챗봇을 Claude API로 제공하되, 키 미설정·실패 시 지식베이스 안내문/규칙 기반 답변으로 폴백한다. 의료 판단·위험 신호는 의료진 상담을 최우선 권고한다.</w:t>
+        <w:t>장기요양 상담 챗봇과 산후조리 챗봇을 Gemini API로 제공하되, 키 미설정·실패 시 지식베이스 안내문/규칙 기반 답변으로 폴백한다. 의료 판단·위험 신호는 의료진 상담을 최우선 권고한다.</w:t>
+      </w:r>
+    </w:p>
+    <w:p>
+      <w:pPr>
+        <w:pStyle w:val="Heading1"/>
+      </w:pPr>
+      <w:r>
+        <w:rPr>
+          <w:b w:val="0"/>
+        </w:rPr>
+        <w:t>4. LLM(Gemini) 적용</w:t>
+      </w:r>
+    </w:p>
+    <w:p>
+      <w:pPr/>
+      <w:r>
+        <w:rPr>
+          <w:b w:val="0"/>
+        </w:rPr>
+        <w:t>LLM 기능은 프로바이더 선택형(LLM_PROVIDER)으로 구현되며 현재 Google Gemini(gemini-2.5-flash)를 사용한다(Anthropic 크레딧 소진 우회, Anthropic 경로도 코드상 유지). 적용은 3가지 패턴으로 나뉜다 — ① 순수 생성 ② 하이브리드(결정적 코어 + Gemini 설명) ③ 프로바이더 옵션(STT). 핵심 원칙은 '판정·순위·예측·수치는 결정적 코어가, 표현·설명·상담·생성·전사는 Gemini가' 담당하는 것이다.</w:t>
+      </w:r>
+    </w:p>
+    <w:p>
+      <w:pPr>
+        <w:pStyle w:val="Heading2"/>
+      </w:pPr>
+      <w:r>
+        <w:rPr>
+          <w:b w:val="0"/>
+        </w:rPr>
+        <w:t>4.1 적용 패턴</w:t>
+      </w:r>
+    </w:p>
+    <w:tbl>
+      <w:tblPr>
+        <w:tblW w:type="auto" w:w="0"/>
+        <w:tblLook w:firstColumn="1" w:firstRow="1" w:lastColumn="0" w:lastRow="0" w:noHBand="0" w:noVBand="1" w:val="04A0"/>
+      </w:tblPr>
+      <w:tblGrid>
+        <w:gridCol w:w="3213"/>
+        <w:gridCol w:w="3213"/>
+        <w:gridCol w:w="3213"/>
+      </w:tblGrid>
+      <w:tr>
+        <w:tc>
+          <w:tcPr>
+            <w:tcW w:type="dxa" w:w="3213"/>
+          </w:tcPr>
+          <w:p>
+            <w:r/>
+            <w:r>
+              <w:rPr>
+                <w:b/>
+              </w:rPr>
+              <w:t>패턴</w:t>
+            </w:r>
+          </w:p>
+        </w:tc>
+        <w:tc>
+          <w:tcPr>
+            <w:tcW w:type="dxa" w:w="3213"/>
+          </w:tcPr>
+          <w:p>
+            <w:r/>
+            <w:r>
+              <w:rPr>
+                <w:b/>
+              </w:rPr>
+              <w:t>의미</w:t>
+            </w:r>
+          </w:p>
+        </w:tc>
+        <w:tc>
+          <w:tcPr>
+            <w:tcW w:type="dxa" w:w="3213"/>
+          </w:tcPr>
+          <w:p>
+            <w:r/>
+            <w:r>
+              <w:rPr>
+                <w:b/>
+              </w:rPr>
+              <w:t>적용 모듈</w:t>
+            </w:r>
+          </w:p>
+        </w:tc>
+      </w:tr>
+      <w:tr>
+        <w:tc>
+          <w:tcPr>
+            <w:tcW w:type="dxa" w:w="3213"/>
+          </w:tcPr>
+          <w:p>
+            <w:r>
+              <w:t>A. 순수 생성</w:t>
+            </w:r>
+          </w:p>
+        </w:tc>
+        <w:tc>
+          <w:tcPr>
+            <w:tcW w:type="dxa" w:w="3213"/>
+          </w:tcPr>
+          <w:p>
+            <w:r>
+              <w:t>출력 자체가 LLM 결과</w:t>
+            </w:r>
+          </w:p>
+        </w:tc>
+        <w:tc>
+          <w:tcPr>
+            <w:tcW w:type="dxa" w:w="3213"/>
+          </w:tcPr>
+          <w:p>
+            <w:r>
+              <w:t>챗봇·산후챗봇·일지요약·일지생성</w:t>
+            </w:r>
+          </w:p>
+        </w:tc>
+      </w:tr>
+      <w:tr>
+        <w:tc>
+          <w:tcPr>
+            <w:tcW w:type="dxa" w:w="3213"/>
+          </w:tcPr>
+          <w:p>
+            <w:r>
+              <w:t>B. 하이브리드</w:t>
+            </w:r>
+          </w:p>
+        </w:tc>
+        <w:tc>
+          <w:tcPr>
+            <w:tcW w:type="dxa" w:w="3213"/>
+          </w:tcPr>
+          <w:p>
+            <w:r>
+              <w:t>결정적 코어가 판정/순위/예측, Gemini는 설명만 덧붙임</w:t>
+            </w:r>
+          </w:p>
+        </w:tc>
+        <w:tc>
+          <w:tcPr>
+            <w:tcW w:type="dxa" w:w="3213"/>
+          </w:tcPr>
+          <w:p>
+            <w:r>
+              <w:t>매칭추천·산후매칭·이상징후·수요예측</w:t>
+            </w:r>
+          </w:p>
+        </w:tc>
+      </w:tr>
+      <w:tr>
+        <w:tc>
+          <w:tcPr>
+            <w:tcW w:type="dxa" w:w="3213"/>
+          </w:tcPr>
+          <w:p>
+            <w:r>
+              <w:t>C. 프로바이더 옵션</w:t>
+            </w:r>
+          </w:p>
+        </w:tc>
+        <w:tc>
+          <w:tcPr>
+            <w:tcW w:type="dxa" w:w="3213"/>
+          </w:tcPr>
+          <w:p>
+            <w:r>
+              <w:t>엔진 자체를 교체 가능</w:t>
+            </w:r>
+          </w:p>
+        </w:tc>
+        <w:tc>
+          <w:tcPr>
+            <w:tcW w:type="dxa" w:w="3213"/>
+          </w:tcPr>
+          <w:p>
+            <w:r>
+              <w:t>STT (whisper 기본 / gemini)</w:t>
+            </w:r>
+          </w:p>
+        </w:tc>
+      </w:tr>
+    </w:tbl>
+    <w:p>
+      <w:pPr>
+        <w:pStyle w:val="Heading2"/>
+      </w:pPr>
+      <w:r>
+        <w:rPr>
+          <w:b w:val="0"/>
+        </w:rPr>
+        <w:t>4.2 모듈별 적용</w:t>
+      </w:r>
+    </w:p>
+    <w:tbl>
+      <w:tblPr>
+        <w:tblW w:type="auto" w:w="0"/>
+        <w:tblLook w:firstColumn="1" w:firstRow="1" w:lastColumn="0" w:lastRow="0" w:noHBand="0" w:noVBand="1" w:val="04A0"/>
+      </w:tblPr>
+      <w:tblGrid>
+        <w:gridCol w:w="2409"/>
+        <w:gridCol w:w="2409"/>
+        <w:gridCol w:w="2409"/>
+        <w:gridCol w:w="2409"/>
+      </w:tblGrid>
+      <w:tr>
+        <w:tc>
+          <w:tcPr>
+            <w:tcW w:type="dxa" w:w="2409"/>
+          </w:tcPr>
+          <w:p>
+            <w:r/>
+            <w:r>
+              <w:rPr>
+                <w:b/>
+              </w:rPr>
+              <w:t>모듈</w:t>
+            </w:r>
+          </w:p>
+        </w:tc>
+        <w:tc>
+          <w:tcPr>
+            <w:tcW w:type="dxa" w:w="2409"/>
+          </w:tcPr>
+          <w:p>
+            <w:r/>
+            <w:r>
+              <w:rPr>
+                <w:b/>
+              </w:rPr>
+              <w:t>코어(결정적)</w:t>
+            </w:r>
+          </w:p>
+        </w:tc>
+        <w:tc>
+          <w:tcPr>
+            <w:tcW w:type="dxa" w:w="2409"/>
+          </w:tcPr>
+          <w:p>
+            <w:r/>
+            <w:r>
+              <w:rPr>
+                <w:b/>
+              </w:rPr>
+              <w:t>Gemini 적용</w:t>
+            </w:r>
+          </w:p>
+        </w:tc>
+        <w:tc>
+          <w:tcPr>
+            <w:tcW w:type="dxa" w:w="2409"/>
+          </w:tcPr>
+          <w:p>
+            <w:r/>
+            <w:r>
+              <w:rPr>
+                <w:b/>
+              </w:rPr>
+              <w:t>LLM 실패 시</w:t>
+            </w:r>
+          </w:p>
+        </w:tc>
+      </w:tr>
+      <w:tr>
+        <w:tc>
+          <w:tcPr>
+            <w:tcW w:type="dxa" w:w="2409"/>
+          </w:tcPr>
+          <w:p>
+            <w:r>
+              <w:t>일반·산후 챗봇</w:t>
+            </w:r>
+          </w:p>
+        </w:tc>
+        <w:tc>
+          <w:tcPr>
+            <w:tcW w:type="dxa" w:w="2409"/>
+          </w:tcPr>
+          <w:p>
+            <w:r>
+              <w:t>—</w:t>
+            </w:r>
+          </w:p>
+        </w:tc>
+        <w:tc>
+          <w:tcPr>
+            <w:tcW w:type="dxa" w:w="2409"/>
+          </w:tcPr>
+          <w:p>
+            <w:r>
+              <w:t>답변 생성(컨텍스트 반영)</w:t>
+            </w:r>
+          </w:p>
+        </w:tc>
+        <w:tc>
+          <w:tcPr>
+            <w:tcW w:type="dxa" w:w="2409"/>
+          </w:tcPr>
+          <w:p>
+            <w:r>
+              <w:t>규칙/KB 폴백</w:t>
+            </w:r>
+          </w:p>
+        </w:tc>
+      </w:tr>
+      <w:tr>
+        <w:tc>
+          <w:tcPr>
+            <w:tcW w:type="dxa" w:w="2409"/>
+          </w:tcPr>
+          <w:p>
+            <w:r>
+              <w:t>일지요약</w:t>
+            </w:r>
+          </w:p>
+        </w:tc>
+        <w:tc>
+          <w:tcPr>
+            <w:tcW w:type="dxa" w:w="2409"/>
+          </w:tcPr>
+          <w:p>
+            <w:r>
+              <w:t>—</w:t>
+            </w:r>
+          </w:p>
+        </w:tc>
+        <w:tc>
+          <w:tcPr>
+            <w:tcW w:type="dxa" w:w="2409"/>
+          </w:tcPr>
+          <w:p>
+            <w:r>
+              <w:t>보호자·의료진 요약(JSON)</w:t>
+            </w:r>
+          </w:p>
+        </w:tc>
+        <w:tc>
+          <w:tcPr>
+            <w:tcW w:type="dxa" w:w="2409"/>
+          </w:tcPr>
+          <w:p>
+            <w:r>
+              <w:t>heuristic 폴백</w:t>
+            </w:r>
+          </w:p>
+        </w:tc>
+      </w:tr>
+      <w:tr>
+        <w:tc>
+          <w:tcPr>
+            <w:tcW w:type="dxa" w:w="2409"/>
+          </w:tcPr>
+          <w:p>
+            <w:r>
+              <w:t>일지생성</w:t>
+            </w:r>
+          </w:p>
+        </w:tc>
+        <w:tc>
+          <w:tcPr>
+            <w:tcW w:type="dxa" w:w="2409"/>
+          </w:tcPr>
+          <w:p>
+            <w:r>
+              <w:t>—</w:t>
+            </w:r>
+          </w:p>
+        </w:tc>
+        <w:tc>
+          <w:tcPr>
+            <w:tcW w:type="dxa" w:w="2409"/>
+          </w:tcPr>
+          <w:p>
+            <w:r>
+              <w:t>보호자·의료진 일지</w:t>
+            </w:r>
+          </w:p>
+        </w:tc>
+        <w:tc>
+          <w:tcPr>
+            <w:tcW w:type="dxa" w:w="2409"/>
+          </w:tcPr>
+          <w:p>
+            <w:r>
+              <w:t>템플릿 폴백</w:t>
+            </w:r>
+          </w:p>
+        </w:tc>
+      </w:tr>
+      <w:tr>
+        <w:tc>
+          <w:tcPr>
+            <w:tcW w:type="dxa" w:w="2409"/>
+          </w:tcPr>
+          <w:p>
+            <w:r>
+              <w:t>매칭추천</w:t>
+            </w:r>
+          </w:p>
+        </w:tc>
+        <w:tc>
+          <w:tcPr>
+            <w:tcW w:type="dxa" w:w="2409"/>
+          </w:tcPr>
+          <w:p>
+            <w:r>
+              <w:t>rule-v3 / L2R 순위</w:t>
+            </w:r>
+          </w:p>
+        </w:tc>
+        <w:tc>
+          <w:tcPr>
+            <w:tcW w:type="dxa" w:w="2409"/>
+          </w:tcPr>
+          <w:p>
+            <w:r>
+              <w:t>1순위 추천 사유 설명</w:t>
+            </w:r>
+          </w:p>
+        </w:tc>
+        <w:tc>
+          <w:tcPr>
+            <w:tcW w:type="dxa" w:w="2409"/>
+          </w:tcPr>
+          <w:p>
+            <w:r>
+              <w:t>설명만 생략</w:t>
+            </w:r>
+          </w:p>
+        </w:tc>
+      </w:tr>
+      <w:tr>
+        <w:tc>
+          <w:tcPr>
+            <w:tcW w:type="dxa" w:w="2409"/>
+          </w:tcPr>
+          <w:p>
+            <w:r>
+              <w:t>산후매칭</w:t>
+            </w:r>
+          </w:p>
+        </w:tc>
+        <w:tc>
+          <w:tcPr>
+            <w:tcW w:type="dxa" w:w="2409"/>
+          </w:tcPr>
+          <w:p>
+            <w:r>
+              <w:t>rule-v1 순위(DB직결)</w:t>
+            </w:r>
+          </w:p>
+        </w:tc>
+        <w:tc>
+          <w:tcPr>
+            <w:tcW w:type="dxa" w:w="2409"/>
+          </w:tcPr>
+          <w:p>
+            <w:r>
+              <w:t>1순위 추천 사유 설명</w:t>
+            </w:r>
+          </w:p>
+        </w:tc>
+        <w:tc>
+          <w:tcPr>
+            <w:tcW w:type="dxa" w:w="2409"/>
+          </w:tcPr>
+          <w:p>
+            <w:r>
+              <w:t>설명만 생략</w:t>
+            </w:r>
+          </w:p>
+        </w:tc>
+      </w:tr>
+      <w:tr>
+        <w:tc>
+          <w:tcPr>
+            <w:tcW w:type="dxa" w:w="2409"/>
+          </w:tcPr>
+          <w:p>
+            <w:r>
+              <w:t>이상징후</w:t>
+            </w:r>
+          </w:p>
+        </w:tc>
+        <w:tc>
+          <w:tcPr>
+            <w:tcW w:type="dxa" w:w="2409"/>
+          </w:tcPr>
+          <w:p>
+            <w:r>
+              <w:t>rule-v1 위험 점수·심각도</w:t>
+            </w:r>
+          </w:p>
+        </w:tc>
+        <w:tc>
+          <w:tcPr>
+            <w:tcW w:type="dxa" w:w="2409"/>
+          </w:tcPr>
+          <w:p>
+            <w:r>
+              <w:t>보호자용 설명</w:t>
+            </w:r>
+          </w:p>
+        </w:tc>
+        <w:tc>
+          <w:tcPr>
+            <w:tcW w:type="dxa" w:w="2409"/>
+          </w:tcPr>
+          <w:p>
+            <w:r>
+              <w:t>설명만 생략</w:t>
+            </w:r>
+          </w:p>
+        </w:tc>
+      </w:tr>
+      <w:tr>
+        <w:tc>
+          <w:tcPr>
+            <w:tcW w:type="dxa" w:w="2409"/>
+          </w:tcPr>
+          <w:p>
+            <w:r>
+              <w:t>수요예측</w:t>
+            </w:r>
+          </w:p>
+        </w:tc>
+        <w:tc>
+          <w:tcPr>
+            <w:tcW w:type="dxa" w:w="2409"/>
+          </w:tcPr>
+          <w:p>
+            <w:r>
+              <w:t>seasonal-naive 통계</w:t>
+            </w:r>
+          </w:p>
+        </w:tc>
+        <w:tc>
+          <w:tcPr>
+            <w:tcW w:type="dxa" w:w="2409"/>
+          </w:tcPr>
+          <w:p>
+            <w:r>
+              <w:t>운영자 인사이트</w:t>
+            </w:r>
+          </w:p>
+        </w:tc>
+        <w:tc>
+          <w:tcPr>
+            <w:tcW w:type="dxa" w:w="2409"/>
+          </w:tcPr>
+          <w:p>
+            <w:r>
+              <w:t>인사이트만 생략</w:t>
+            </w:r>
+          </w:p>
+        </w:tc>
+      </w:tr>
+      <w:tr>
+        <w:tc>
+          <w:tcPr>
+            <w:tcW w:type="dxa" w:w="2409"/>
+          </w:tcPr>
+          <w:p>
+            <w:r>
+              <w:t>STT</w:t>
+            </w:r>
+          </w:p>
+        </w:tc>
+        <w:tc>
+          <w:tcPr>
+            <w:tcW w:type="dxa" w:w="2409"/>
+          </w:tcPr>
+          <w:p>
+            <w:r>
+              <w:t>faster-whisper(로컬, 기본)</w:t>
+            </w:r>
+          </w:p>
+        </w:tc>
+        <w:tc>
+          <w:tcPr>
+            <w:tcW w:type="dxa" w:w="2409"/>
+          </w:tcPr>
+          <w:p>
+            <w:r>
+              <w:t>멀티모달 전사(옵션)</w:t>
+            </w:r>
+          </w:p>
+        </w:tc>
+        <w:tc>
+          <w:tcPr>
+            <w:tcW w:type="dxa" w:w="2409"/>
+          </w:tcPr>
+          <w:p>
+            <w:r>
+              <w:t>—(엔진 택1)</w:t>
+            </w:r>
+          </w:p>
+        </w:tc>
+      </w:tr>
+    </w:tbl>
+    <w:p>
+      <w:pPr>
+        <w:pStyle w:val="Heading2"/>
+      </w:pPr>
+      <w:r>
+        <w:rPr>
+          <w:b w:val="0"/>
+        </w:rPr>
+        <w:t>4.3 동시 적용 방식 · 공통 메커니즘</w:t>
+      </w:r>
+    </w:p>
+    <w:p>
+      <w:pPr/>
+      <w:r>
+        <w:rPr>
+          <w:b w:val="0"/>
+        </w:rPr>
+        <w:t>•  하이브리드는 한 응답에 코어 필드와 Gemini 필드가 공존한다. 예) 이상징후 = risk_type/severity/risk_score·model=rule-v1(규칙 판정) + guardian_explanation/explanation_model=gemini-2.5-flash(설명). 규칙이 먼저 판정하고, 그 결과를 입력으로 Gemini가 설명 필드만 추가한다.</w:t>
+      </w:r>
+    </w:p>
+    <w:p>
+      <w:pPr/>
+      <w:r>
+        <w:rPr>
+          <w:b w:val="0"/>
+        </w:rPr>
+        <w:t>•  프로바이더 스위치: LLM_PROVIDER(anthropic|gemini)로 llm_complete()가 분기. 현재 gemini-2.5-flash.</w:t>
+      </w:r>
+    </w:p>
+    <w:p>
+      <w:pPr/>
+      <w:r>
+        <w:rPr>
+          <w:b w:val="0"/>
+        </w:rPr>
+        <w:t>•  thinking off(thinkingBudget=0): Gemini 2.5의 thinking이 출력 토큰을 잠식하는 문제를 방지.</w:t>
+      </w:r>
+    </w:p>
+    <w:p>
+      <w:pPr/>
+      <w:r>
+        <w:t>•  견고성: 일시오류(429/500/503) 백오프 재시도, 마크다운 코드펜스 자동 제거.</w:t>
+      </w:r>
+    </w:p>
+    <w:p>
+      <w:pPr/>
+      <w:r>
+        <w:rPr>
+          <w:b w:val="0"/>
+        </w:rPr>
+        <w:t>•  graceful degradation: 순수 생성은 규칙/템플릿 폴백, 하이브리드는 설명만 생략 — 코어·서비스는 절대 멈추지 않는다.</w:t>
+      </w:r>
+    </w:p>
+    <w:p>
+      <w:pPr/>
+      <w:r>
+        <w:rPr>
+          <w:b w:val="0"/>
+        </w:rPr>
+        <w:t>•  환각 차단: 하이브리드 프롬프트가 '규칙이 준 범위 안에서만, 새 수치·위험을 지어내지 말 것'을 명시.</w:t>
+      </w:r>
+    </w:p>
+    <w:p>
+      <w:pPr>
+        <w:pStyle w:val="Heading2"/>
+      </w:pPr>
+      <w:r>
+        <w:rPr>
+          <w:b w:val="0"/>
+        </w:rPr>
+        <w:t>4.4 설계 판단</w:t>
+      </w:r>
+    </w:p>
+    <w:p>
+      <w:pPr/>
+      <w:r>
+        <w:rPr>
+          <w:b w:val="0"/>
+        </w:rPr>
+        <w:t>•  위험 판정·순위·예측 등 재현 가능해야 하는 부분은 규칙/통계로 유지(환각이 치명적).</w:t>
+      </w:r>
+    </w:p>
+    <w:p>
+      <w:pPr/>
+      <w:r>
+        <w:rPr>
+          <w:b w:val="0"/>
+        </w:rPr>
+        <w:t>•  STT는 케어 음성이 어르신 건강 PII이므로 로컬 whisper를 기본 유지(Gemini STT는 녹음을 Google로 전송, 인라인 ~19MB 한도).</w:t>
+      </w:r>
+    </w:p>
+    <w:p>
+      <w:pPr/>
+      <w:r>
+        <w:rPr>
+          <w:b w:val="0"/>
+        </w:rPr>
+        <w:t>•  Gemini는 사람이 읽는 부분(설명·상담·요약·생성·전사)에만 적용해 안전과 UX를 동시에 확보.</w:t>
       </w:r>
     </w:p>
     <w:p>
@@ -1588,10 +2268,7 @@
         <w:spacing w:after="140" w:line="276" w:lineRule="auto"/>
       </w:pPr>
       <w:r>
-        <w:rPr>
-          <w:rFonts w:ascii="맑은 고딕" w:hAnsi="맑은 고딕" w:eastAsia="맑은 고딕"/>
-        </w:rPr>
-        <w:t xml:space="preserve">4. 공통 운영 정보</w:t>
+        <w:t>5. 공통 운영 정보</w:t>
       </w:r>
     </w:p>
     <w:p>

--- a/CareAnd-AI-설계문서-통합본.docx
+++ b/CareAnd-AI-설계문서-통합본.docx
@@ -82,7 +82,7 @@
         <w:spacing w:after="60" w:line="276" w:lineRule="auto"/>
       </w:pPr>
       <w:r>
-        <w:t>플랫폼 시스템 개요 + 돌봄 플랫폼 AI 서비스(FastAPI) 5개 모듈 설계 모음</w:t>
+        <w:t>플랫폼 시스템 개요 + 서비스 도메인 통합(멀티도메인) + 돌봄 플랫폼 AI 서비스(FastAPI) 5개 모듈 설계 모음</w:t>
       </w:r>
     </w:p>
     <w:p>
@@ -2343,6 +2343,447 @@
           <w:szCs w:val="20"/>
         </w:rPr>
         <w:t xml:space="preserve">파일 위치: /root/ — 본 통합본과 5개 개별 문서(각 .docx/.pdf) 동일 디자인. 통합본: CareAnd-AI-설계문서-통합본.</w:t>
+      </w:r>
+    </w:p>
+    <w:p>
+      <w:pPr>
+        <w:pStyle w:val="Heading1"/>
+      </w:pPr>
+      <w:r>
+        <w:t>6. 서비스 도메인 통합 (멀티도메인)</w:t>
+      </w:r>
+    </w:p>
+    <w:p>
+      <w:pPr/>
+      <w:r>
+        <w:t>Care&amp; 플랫폼은 6개 서비스 도메인(소비자 노출 5 + 기관 전용 간병 1)을 하나의 앱·단일 스키마로 통합한다. match_requests.service_domain enum 한 컬럼이 도메인을 구분하고, 도메인 메타데이터(라벨·대상선택기·카테고리·자격정책)는 config/service_domains.php 레지스트리(SSOT)가 단일 정의해 백엔드·웹·관리자·AI가 공유한다. 매칭·가격·정산·일지는 도메인 무관 동일 파이프라인이며, AI 매칭(rule-v3)도 도메인 가중치를 이 레지스트리에서 읽는다. 신규 도메인 = 레지스트리 1항목 + 카테고리/요율 시드.</w:t>
+      </w:r>
+    </w:p>
+    <w:p>
+      <w:pPr>
+        <w:pStyle w:val="Heading2"/>
+      </w:pPr>
+      <w:r>
+        <w:t>6.1 도메인 · 직군(카테고리) 단가</w:t>
+      </w:r>
+    </w:p>
+    <w:tbl>
+      <w:tblPr>
+        <w:tblW w:type="auto" w:w="0"/>
+        <w:tblLook w:firstColumn="1" w:firstRow="1" w:lastColumn="0" w:lastRow="0" w:noHBand="0" w:noVBand="1" w:val="04A0"/>
+      </w:tblPr>
+      <w:tblGrid>
+        <w:gridCol w:w="4819"/>
+        <w:gridCol w:w="4819"/>
+      </w:tblGrid>
+      <w:tr>
+        <w:tc>
+          <w:tcPr>
+            <w:tcW w:type="dxa" w:w="4819"/>
+          </w:tcPr>
+          <w:p>
+            <w:r>
+              <w:t>도메인</w:t>
+            </w:r>
+          </w:p>
+        </w:tc>
+        <w:tc>
+          <w:tcPr>
+            <w:tcW w:type="dxa" w:w="4819"/>
+          </w:tcPr>
+          <w:p>
+            <w:r>
+              <w:t>카테고리 — 기준 시급(원)</w:t>
+            </w:r>
+          </w:p>
+        </w:tc>
+      </w:tr>
+      <w:tr>
+        <w:tc>
+          <w:tcPr>
+            <w:tcW w:type="dxa" w:w="4819"/>
+          </w:tcPr>
+          <w:p>
+            <w:r>
+              <w:t>요양보호 (senior)</w:t>
+            </w:r>
+          </w:p>
+        </w:tc>
+        <w:tc>
+          <w:tcPr>
+            <w:tcW w:type="dxa" w:w="4819"/>
+          </w:tcPr>
+          <w:p>
+            <w:r>
+              <w:t>방문요양 18,000 · 야간케어 22,000 · 단기보호 20,000 · 방문목욕 25,000</w:t>
+            </w:r>
+          </w:p>
+        </w:tc>
+      </w:tr>
+      <w:tr>
+        <w:tc>
+          <w:tcPr>
+            <w:tcW w:type="dxa" w:w="4819"/>
+          </w:tcPr>
+          <w:p>
+            <w:r>
+              <w:t>생활지원서비스 (living_support)</w:t>
+            </w:r>
+          </w:p>
+        </w:tc>
+        <w:tc>
+          <w:tcPr>
+            <w:tcW w:type="dxa" w:w="4819"/>
+          </w:tcPr>
+          <w:p>
+            <w:r>
+              <w:t>가사청소 18,000 · 정리수납 22,000 · 가사수리 35,000 · 동행 14,000</w:t>
+            </w:r>
+          </w:p>
+        </w:tc>
+      </w:tr>
+      <w:tr>
+        <w:tc>
+          <w:tcPr>
+            <w:tcW w:type="dxa" w:w="4819"/>
+          </w:tcPr>
+          <w:p>
+            <w:r>
+              <w:t>병원간병 (nursing · 기관 전용)</w:t>
+            </w:r>
+          </w:p>
+        </w:tc>
+        <w:tc>
+          <w:tcPr>
+            <w:tcW w:type="dxa" w:w="4819"/>
+          </w:tcPr>
+          <w:p>
+            <w:r>
+              <w:t>병원간병 15,000</w:t>
+            </w:r>
+          </w:p>
+        </w:tc>
+      </w:tr>
+      <w:tr>
+        <w:tc>
+          <w:tcPr>
+            <w:tcW w:type="dxa" w:w="4819"/>
+          </w:tcPr>
+          <w:p>
+            <w:r>
+              <w:t>산모·산후관리 (postpartum)</w:t>
+            </w:r>
+          </w:p>
+        </w:tc>
+        <w:tc>
+          <w:tcPr>
+            <w:tcW w:type="dxa" w:w="4819"/>
+          </w:tcPr>
+          <w:p>
+            <w:r>
+              <w:t>산후관리 13,000 · 산후 야간케어 16,000</w:t>
+            </w:r>
+          </w:p>
+        </w:tc>
+      </w:tr>
+      <w:tr>
+        <w:tc>
+          <w:tcPr>
+            <w:tcW w:type="dxa" w:w="4819"/>
+          </w:tcPr>
+          <w:p>
+            <w:r>
+              <w:t>아이돌봄 (childcare)</w:t>
+            </w:r>
+          </w:p>
+        </w:tc>
+        <w:tc>
+          <w:tcPr>
+            <w:tcW w:type="dxa" w:w="4819"/>
+          </w:tcPr>
+          <w:p>
+            <w:r>
+              <w:t>등하원동행 12,000 · 놀이돌봄 13,000 · 영아돌봄 15,000</w:t>
+            </w:r>
+          </w:p>
+        </w:tc>
+      </w:tr>
+      <w:tr>
+        <w:tc>
+          <w:tcPr>
+            <w:tcW w:type="dxa" w:w="4819"/>
+          </w:tcPr>
+          <w:p>
+            <w:r>
+              <w:t>마음돌봄 (mental_care)</w:t>
+            </w:r>
+          </w:p>
+        </w:tc>
+        <w:tc>
+          <w:tcPr>
+            <w:tcW w:type="dxa" w:w="4819"/>
+          </w:tcPr>
+          <w:p>
+            <w:r>
+              <w:t>정서지원 15,000 · 심리상담동행 16,000</w:t>
+            </w:r>
+          </w:p>
+        </w:tc>
+      </w:tr>
+    </w:tbl>
+    <w:p>
+      <w:pPr/>
+      <w:r>
+        <w:t>기준 시급(base_rate). 실제 시급 = base_rate × region_index × 시간대배수(야간 1.30 / 휴일 1.50 / 긴급 1.20) + acuity 가산(치매 1,500 · 와상 2,000 · 석션 3,000 등), 하한 10,030원(법정 최저시급 연동).</w:t>
+      </w:r>
+    </w:p>
+    <w:p>
+      <w:pPr>
+        <w:pStyle w:val="Heading2"/>
+      </w:pPr>
+      <w:r>
+        <w:t>6.2 도메인 자격 · 외부 진위조회</w:t>
+      </w:r>
+    </w:p>
+    <w:tbl>
+      <w:tblPr>
+        <w:tblW w:type="auto" w:w="0"/>
+        <w:tblLook w:firstColumn="1" w:firstRow="1" w:lastColumn="0" w:lastRow="0" w:noHBand="0" w:noVBand="1" w:val="04A0"/>
+      </w:tblPr>
+      <w:tblGrid>
+        <w:gridCol w:w="3213"/>
+        <w:gridCol w:w="3213"/>
+        <w:gridCol w:w="3213"/>
+      </w:tblGrid>
+      <w:tr>
+        <w:tc>
+          <w:tcPr>
+            <w:tcW w:type="dxa" w:w="3213"/>
+          </w:tcPr>
+          <w:p>
+            <w:r>
+              <w:t>도메인</w:t>
+            </w:r>
+          </w:p>
+        </w:tc>
+        <w:tc>
+          <w:tcPr>
+            <w:tcW w:type="dxa" w:w="3213"/>
+          </w:tcPr>
+          <w:p>
+            <w:r>
+              <w:t>자격번호</w:t>
+            </w:r>
+          </w:p>
+        </w:tc>
+        <w:tc>
+          <w:tcPr>
+            <w:tcW w:type="dxa" w:w="3213"/>
+          </w:tcPr>
+          <w:p>
+            <w:r>
+              <w:t>인정 자격(license_type) · 진위조회</w:t>
+            </w:r>
+          </w:p>
+        </w:tc>
+      </w:tr>
+      <w:tr>
+        <w:tc>
+          <w:tcPr>
+            <w:tcW w:type="dxa" w:w="3213"/>
+          </w:tcPr>
+          <w:p>
+            <w:r>
+              <w:t>요양보호</w:t>
+            </w:r>
+          </w:p>
+        </w:tc>
+        <w:tc>
+          <w:tcPr>
+            <w:tcW w:type="dxa" w:w="3213"/>
+          </w:tcPr>
+          <w:p>
+            <w:r>
+              <w:t>필수</w:t>
+            </w:r>
+          </w:p>
+        </w:tc>
+        <w:tc>
+          <w:tcPr>
+            <w:tcW w:type="dxa" w:w="3213"/>
+          </w:tcPr>
+          <w:p>
+            <w:r>
+              <w:t>요양보호사  /  자동(보건복지부)</w:t>
+            </w:r>
+          </w:p>
+        </w:tc>
+      </w:tr>
+      <w:tr>
+        <w:tc>
+          <w:tcPr>
+            <w:tcW w:type="dxa" w:w="3213"/>
+          </w:tcPr>
+          <w:p>
+            <w:r>
+              <w:t>병원간병</w:t>
+            </w:r>
+          </w:p>
+        </w:tc>
+        <w:tc>
+          <w:tcPr>
+            <w:tcW w:type="dxa" w:w="3213"/>
+          </w:tcPr>
+          <w:p>
+            <w:r>
+              <w:t>필수</w:t>
+            </w:r>
+          </w:p>
+        </w:tc>
+        <w:tc>
+          <w:tcPr>
+            <w:tcW w:type="dxa" w:w="3213"/>
+          </w:tcPr>
+          <w:p>
+            <w:r>
+              <w:t>요양보호사·간호조무사·간병사·간호사  /  자동(복지부·국시원·민간자격정보)</w:t>
+            </w:r>
+          </w:p>
+        </w:tc>
+      </w:tr>
+      <w:tr>
+        <w:tc>
+          <w:tcPr>
+            <w:tcW w:type="dxa" w:w="3213"/>
+          </w:tcPr>
+          <w:p>
+            <w:r>
+              <w:t>산모·산후관리</w:t>
+            </w:r>
+          </w:p>
+        </w:tc>
+        <w:tc>
+          <w:tcPr>
+            <w:tcW w:type="dxa" w:w="3213"/>
+          </w:tcPr>
+          <w:p>
+            <w:r>
+              <w:t>필수</w:t>
+            </w:r>
+          </w:p>
+        </w:tc>
+        <w:tc>
+          <w:tcPr>
+            <w:tcW w:type="dxa" w:w="3213"/>
+          </w:tcPr>
+          <w:p>
+            <w:r>
+              <w:t>산후관리사·간호사·간호조무사  /  자동(민간자격정보·국시원·복지부)</w:t>
+            </w:r>
+          </w:p>
+        </w:tc>
+      </w:tr>
+      <w:tr>
+        <w:tc>
+          <w:tcPr>
+            <w:tcW w:type="dxa" w:w="3213"/>
+          </w:tcPr>
+          <w:p>
+            <w:r>
+              <w:t>생활지원서비스</w:t>
+            </w:r>
+          </w:p>
+        </w:tc>
+        <w:tc>
+          <w:tcPr>
+            <w:tcW w:type="dxa" w:w="3213"/>
+          </w:tcPr>
+          <w:p>
+            <w:r>
+              <w:t>선택(무자격 허용)</w:t>
+            </w:r>
+          </w:p>
+        </w:tc>
+        <w:tc>
+          <w:tcPr>
+            <w:tcW w:type="dxa" w:w="3213"/>
+          </w:tcPr>
+          <w:p>
+            <w:r>
+              <w:t>제한 없음  /  관리자 승인</w:t>
+            </w:r>
+          </w:p>
+        </w:tc>
+      </w:tr>
+      <w:tr>
+        <w:tc>
+          <w:tcPr>
+            <w:tcW w:type="dxa" w:w="3213"/>
+          </w:tcPr>
+          <w:p>
+            <w:r>
+              <w:t>아이돌봄</w:t>
+            </w:r>
+          </w:p>
+        </w:tc>
+        <w:tc>
+          <w:tcPr>
+            <w:tcW w:type="dxa" w:w="3213"/>
+          </w:tcPr>
+          <w:p>
+            <w:r>
+              <w:t>선택(권장)</w:t>
+            </w:r>
+          </w:p>
+        </w:tc>
+        <w:tc>
+          <w:tcPr>
+            <w:tcW w:type="dxa" w:w="3213"/>
+          </w:tcPr>
+          <w:p>
+            <w:r>
+              <w:t>아이돌보미·보육교사·유치원정교사·베이비시터  /  수동</w:t>
+            </w:r>
+          </w:p>
+        </w:tc>
+      </w:tr>
+      <w:tr>
+        <w:tc>
+          <w:tcPr>
+            <w:tcW w:type="dxa" w:w="3213"/>
+          </w:tcPr>
+          <w:p>
+            <w:r>
+              <w:t>마음돌봄</w:t>
+            </w:r>
+          </w:p>
+        </w:tc>
+        <w:tc>
+          <w:tcPr>
+            <w:tcW w:type="dxa" w:w="3213"/>
+          </w:tcPr>
+          <w:p>
+            <w:r>
+              <w:t>필수</w:t>
+            </w:r>
+          </w:p>
+        </w:tc>
+        <w:tc>
+          <w:tcPr>
+            <w:tcW w:type="dxa" w:w="3213"/>
+          </w:tcPr>
+          <w:p>
+            <w:r>
+              <w:t>상담심리사·임상심리사·정신건강임상심리사·청소년상담사 등  /  수동(자동 API 부재)</w:t>
+            </w:r>
+          </w:p>
+        </w:tc>
+      </w:tr>
+    </w:tbl>
+    <w:p>
+      <w:pPr/>
+      <w:r>
+        <w:t>자격 진위조회는 자격종류(license_type) 기반 라우팅(CredentialVerifier): 요양보호사·간호조무사 → 보건복지부, 간호사 → 한국보건의료인국가시험원(국시원), 산후관리사·간병사 → 민간자격정보서비스(직능원). 자동 도메인은 진위 성공 시 자격확정(license_verified), 실패 시 반려(사유에 기관명). 상담 계열은 자동 API 부재로 관리자 수동 검증. 산모·간병 등 자동조회 상태(발급기관·완료/실패)는 관리자 승인 화면 검증보조에 표시된다. 현재 외부망 제약으로 스텁 모의응답이며, 실 기관 URL/KEY 협약 후 동일 코드경로로 실연동된다.</w:t>
       </w:r>
     </w:p>
     <w:sectPr>

--- a/CareAnd-AI-설계문서-통합본.docx
+++ b/CareAnd-AI-설계문서-통합본.docx
@@ -97,7 +97,7 @@
           <w:sz w:val="20"/>
           <w:szCs w:val="20"/>
         </w:rPr>
-        <w:t xml:space="preserve">careand.aiclaude.kr   ·   2026-06-27   ·   v1.0</w:t>
+        <w:t>caren.aiclaude.kr   ·   2026-06-27   ·   v1.0</w:t>
       </w:r>
     </w:p>
     <w:p>
@@ -142,7 +142,7 @@
         <w:rPr>
           <w:b w:val="0"/>
         </w:rPr>
-        <w:t>Care&amp; 통합돌봄 플랫폼은 서버 103.55.191.157의 Apache 가상호스트(careand.aiclaude.kr)에서 구동된다. 백엔드(Laravel)·웹 3종(Next.js)·AI 서비스(FastAPI)·큐 워커가 모두 systemd로 상시 가동되며, 데이터는 MySQL(careand_platform, 약 66개 테이블)과 Redis(캐시·큐·세션)에 저장된다.</w:t>
+        <w:t>Care&amp; 통합돌봄 플랫폼은 서버 103.55.191.157의 Apache 가상호스트(caren.aiclaude.kr)에서 구동된다. 백엔드(Laravel)·웹 3종(Next.js)·AI 서비스(FastAPI)·큐 워커가 모두 systemd로 상시 가동되며, 데이터는 MySQL(careand_platform, 약 66개 테이블)과 Redis(캐시·큐·세션)에 저장된다.</w:t>
       </w:r>
     </w:p>
     <w:tbl>

--- a/CareAnd-AI-설계문서-통합본.docx
+++ b/CareAnd-AI-설계문서-통합본.docx
@@ -2784,6 +2784,227 @@
       <w:pPr/>
       <w:r>
         <w:t>자격 진위조회는 자격종류(license_type) 기반 라우팅(CredentialVerifier): 요양보호사·간호조무사 → 보건복지부, 간호사 → 한국보건의료인국가시험원(국시원), 산후관리사·간병사 → 민간자격정보서비스(직능원). 자동 도메인은 진위 성공 시 자격확정(license_verified), 실패 시 반려(사유에 기관명). 상담 계열은 자동 API 부재로 관리자 수동 검증. 산모·간병 등 자동조회 상태(발급기관·완료/실패)는 관리자 승인 화면 검증보조에 표시된다. 현재 외부망 제약으로 스텁 모의응답이며, 실 기관 URL/KEY 협약 후 동일 코드경로로 실연동된다.</w:t>
+      </w:r>
+    </w:p>
+    <w:p>
+      <w:pPr>
+        <w:pStyle w:val="Heading2"/>
+      </w:pPr>
+      <w:r>
+        <w:t>6.3 가입 의도 기반 홈 개인화 (도메인 카드 최상단)</w:t>
+      </w:r>
+    </w:p>
+    <w:p>
+      <w:r>
+        <w:t>도메인 요청자로 가입하면 회원앱 홈(/app/home) 서비스 허브에서 해당 도메인 카드가 최상단 featured(큰 카드)로 승격된다. 가입 화면의 요청자 종류(kind)가 role=guardian + intent로 파생돼 guardians.intent에 영속되고, 홈은 우선순위 [최근 요청 도메인 → 가입 intent → 대상정보 보유 폴백 → 기본(요양보호)]로 featured를 결정한다. intent→도메인 매핑은 housekeeping→living_support, 그 외(postpartum/childcare/mental_care)는 동명 도메인이며 care/미지정은 개인화 없이 요양보호가 최상단이다.</w:t>
+      </w:r>
+    </w:p>
+    <w:tbl>
+      <w:tblPr>
+        <w:tblW w:type="auto" w:w="0"/>
+        <w:tblLook w:firstColumn="1" w:firstRow="1" w:lastColumn="0" w:lastRow="0" w:noHBand="0" w:noVBand="1" w:val="04A0"/>
+      </w:tblPr>
+      <w:tblGrid>
+        <w:gridCol w:w="3213"/>
+        <w:gridCol w:w="3213"/>
+        <w:gridCol w:w="3213"/>
+      </w:tblGrid>
+      <w:tr>
+        <w:tc>
+          <w:tcPr>
+            <w:tcW w:type="dxa" w:w="3213"/>
+          </w:tcPr>
+          <w:p>
+            <w:r>
+              <w:t>가입 종류</w:t>
+            </w:r>
+          </w:p>
+        </w:tc>
+        <w:tc>
+          <w:tcPr>
+            <w:tcW w:type="dxa" w:w="3213"/>
+          </w:tcPr>
+          <w:p>
+            <w:r>
+              <w:t>intent</w:t>
+            </w:r>
+          </w:p>
+        </w:tc>
+        <w:tc>
+          <w:tcPr>
+            <w:tcW w:type="dxa" w:w="3213"/>
+          </w:tcPr>
+          <w:p>
+            <w:r>
+              <w:t>홈 최상단 카드</w:t>
+            </w:r>
+          </w:p>
+        </w:tc>
+      </w:tr>
+      <w:tr>
+        <w:tc>
+          <w:tcPr>
+            <w:tcW w:type="dxa" w:w="3213"/>
+          </w:tcPr>
+          <w:p>
+            <w:r>
+              <w:t>어르신 돌봄</w:t>
+            </w:r>
+          </w:p>
+        </w:tc>
+        <w:tc>
+          <w:tcPr>
+            <w:tcW w:type="dxa" w:w="3213"/>
+          </w:tcPr>
+          <w:p>
+            <w:r>
+              <w:t>care</w:t>
+            </w:r>
+          </w:p>
+        </w:tc>
+        <w:tc>
+          <w:tcPr>
+            <w:tcW w:type="dxa" w:w="3213"/>
+          </w:tcPr>
+          <w:p>
+            <w:r>
+              <w:t>요양보호 (기본)</w:t>
+            </w:r>
+          </w:p>
+        </w:tc>
+      </w:tr>
+      <w:tr>
+        <w:tc>
+          <w:tcPr>
+            <w:tcW w:type="dxa" w:w="3213"/>
+          </w:tcPr>
+          <w:p>
+            <w:r>
+              <w:t>아이돌봄</w:t>
+            </w:r>
+          </w:p>
+        </w:tc>
+        <w:tc>
+          <w:tcPr>
+            <w:tcW w:type="dxa" w:w="3213"/>
+          </w:tcPr>
+          <w:p>
+            <w:r>
+              <w:t>childcare</w:t>
+            </w:r>
+          </w:p>
+        </w:tc>
+        <w:tc>
+          <w:tcPr>
+            <w:tcW w:type="dxa" w:w="3213"/>
+          </w:tcPr>
+          <w:p>
+            <w:r>
+              <w:t>아이돌봄</w:t>
+            </w:r>
+          </w:p>
+        </w:tc>
+      </w:tr>
+      <w:tr>
+        <w:tc>
+          <w:tcPr>
+            <w:tcW w:type="dxa" w:w="3213"/>
+          </w:tcPr>
+          <w:p>
+            <w:r>
+              <w:t>마음돌봄</w:t>
+            </w:r>
+          </w:p>
+        </w:tc>
+        <w:tc>
+          <w:tcPr>
+            <w:tcW w:type="dxa" w:w="3213"/>
+          </w:tcPr>
+          <w:p>
+            <w:r>
+              <w:t>mental_care</w:t>
+            </w:r>
+          </w:p>
+        </w:tc>
+        <w:tc>
+          <w:tcPr>
+            <w:tcW w:type="dxa" w:w="3213"/>
+          </w:tcPr>
+          <w:p>
+            <w:r>
+              <w:t>마음돌봄</w:t>
+            </w:r>
+          </w:p>
+        </w:tc>
+      </w:tr>
+      <w:tr>
+        <w:tc>
+          <w:tcPr>
+            <w:tcW w:type="dxa" w:w="3213"/>
+          </w:tcPr>
+          <w:p>
+            <w:r>
+              <w:t>산모·산후관리</w:t>
+            </w:r>
+          </w:p>
+        </w:tc>
+        <w:tc>
+          <w:tcPr>
+            <w:tcW w:type="dxa" w:w="3213"/>
+          </w:tcPr>
+          <w:p>
+            <w:r>
+              <w:t>postpartum</w:t>
+            </w:r>
+          </w:p>
+        </w:tc>
+        <w:tc>
+          <w:tcPr>
+            <w:tcW w:type="dxa" w:w="3213"/>
+          </w:tcPr>
+          <w:p>
+            <w:r>
+              <w:t>산모·산후관리</w:t>
+            </w:r>
+          </w:p>
+        </w:tc>
+      </w:tr>
+      <w:tr>
+        <w:tc>
+          <w:tcPr>
+            <w:tcW w:type="dxa" w:w="3213"/>
+          </w:tcPr>
+          <w:p>
+            <w:r>
+              <w:t>가사</w:t>
+            </w:r>
+          </w:p>
+        </w:tc>
+        <w:tc>
+          <w:tcPr>
+            <w:tcW w:type="dxa" w:w="3213"/>
+          </w:tcPr>
+          <w:p>
+            <w:r>
+              <w:t>housekeeping → living_support</w:t>
+            </w:r>
+          </w:p>
+        </w:tc>
+        <w:tc>
+          <w:tcPr>
+            <w:tcW w:type="dxa" w:w="3213"/>
+          </w:tcPr>
+          <w:p>
+            <w:r>
+              <w:t>생활지원서비스</w:t>
+            </w:r>
+          </w:p>
+        </w:tc>
+      </w:tr>
+    </w:tbl>
+    <w:p>
+      <w:r>
+        <w:t>핵심 의존성·수정: 홈은 저장된 user.guardian.intent를 읽으며, UserResource가 whenLoaded('guardian')이라 auth 응답이 guardian을 eager-load해야 intent가 실린다. login/me는 load가 있었으나 signup만 누락돼 가입 직후 홈에서 intent=null → 카드 미승격(재로그인해야 동작)이던 버그를, signup 응답에도 $user-&gt;load([...]) 추가로 login/me와 통일해 해결(backend 9c80578, member-web 302145b). login 응답도 intent 포함 + localStorage (careand-member-auth) 지속 → 재로그인·앱 재실행(재수화) 후에도 카드 최상단 유지. 라이브 e2e 5종(어르신·아이돌봄·마음돌봄·산모·가사) 가입 직후·재로그인·앱 재실행 전부 PASS.</w:t>
       </w:r>
     </w:p>
     <w:sectPr>
